--- a/Описание_проекта_и_структура_файлов.docx
+++ b/Описание_проекта_и_структура_файлов.docx
@@ -84,25 +84,6 @@
           <w:sz w:val="24"/>
           <w:szCs w:val="24"/>
         </w:rPr>
-        <w:t xml:space="preserve">«Задание_кейса_и_критерии_приемки.docx»: задание, ограничения и чек-лист приемки.</w:t>
-      </w:r>
-    </w:p>
-    <w:p>
-      <w:pPr>
-        <w:pStyle w:val="ListParagraph"/>
-        <w:numPr>
-          <w:ilvl w:val="0"/>
-          <w:numId w:val="2"/>
-        </w:numPr>
-        <w:spacing w:after="40" w:line="276"/>
-        <w:jc w:val="both"/>
-      </w:pPr>
-      <w:r>
-        <w:rPr>
-          <w:rFonts w:ascii="Times New Roman" w:cs="Times New Roman" w:eastAsia="Times New Roman" w:hAnsi="Times New Roman"/>
-          <w:sz w:val="24"/>
-          <w:szCs w:val="24"/>
-        </w:rPr>
         <w:t xml:space="preserve">«Методичка_продуктовый_подход.pdf», «Методичка_где_искать_продуктовые_возможности.pdf», «Ингосстрах_цели_вызовы_и_ресурсы.pdf»: материалы организаторов.</w:t>
       </w:r>
     </w:p>
@@ -442,103 +423,6 @@
           <w:sz w:val="24"/>
           <w:szCs w:val="24"/>
         </w:rPr>
-        <w:t xml:space="preserve">model.py</w:t>
-      </w:r>
-      <w:r>
-        <w:rPr>
-          <w:rFonts w:ascii="Times New Roman" w:cs="Times New Roman" w:eastAsia="Times New Roman" w:hAnsi="Times New Roman"/>
-          <w:sz w:val="24"/>
-          <w:szCs w:val="24"/>
-        </w:rPr>
-        <w:t xml:space="preserve">: модель на Python; пересчитывает сценарии, Монте-Карло и чувствительность и собирает xlsx.</w:t>
-      </w:r>
-    </w:p>
-    <w:p>
-      <w:pPr>
-        <w:pStyle w:val="ListParagraph"/>
-        <w:numPr>
-          <w:ilvl w:val="0"/>
-          <w:numId w:val="2"/>
-        </w:numPr>
-        <w:spacing w:after="40" w:line="276"/>
-        <w:jc w:val="both"/>
-      </w:pPr>
-      <w:r>
-        <w:rPr>
-          <w:rFonts w:ascii="Times New Roman" w:cs="Times New Roman" w:eastAsia="Times New Roman" w:hAnsi="Times New Roman"/>
-          <w:sz w:val="24"/>
-          <w:szCs w:val="24"/>
-        </w:rPr>
-        <w:t xml:space="preserve">build_xlsx.py</w:t>
-      </w:r>
-      <w:r>
-        <w:rPr>
-          <w:rFonts w:ascii="Times New Roman" w:cs="Times New Roman" w:eastAsia="Times New Roman" w:hAnsi="Times New Roman"/>
-          <w:sz w:val="24"/>
-          <w:szCs w:val="24"/>
-        </w:rPr>
-        <w:t xml:space="preserve">: сборка xlsx, запускается из </w:t>
-      </w:r>
-      <w:r>
-        <w:rPr>
-          <w:rFonts w:ascii="Times New Roman" w:cs="Times New Roman" w:eastAsia="Times New Roman" w:hAnsi="Times New Roman"/>
-          <w:sz w:val="24"/>
-          <w:szCs w:val="24"/>
-        </w:rPr>
-        <w:t xml:space="preserve">model.py</w:t>
-      </w:r>
-      <w:r>
-        <w:rPr>
-          <w:rFonts w:ascii="Times New Roman" w:cs="Times New Roman" w:eastAsia="Times New Roman" w:hAnsi="Times New Roman"/>
-          <w:sz w:val="24"/>
-          <w:szCs w:val="24"/>
-        </w:rPr>
-        <w:t xml:space="preserve">.</w:t>
-      </w:r>
-    </w:p>
-    <w:p>
-      <w:pPr>
-        <w:pStyle w:val="ListParagraph"/>
-        <w:numPr>
-          <w:ilvl w:val="0"/>
-          <w:numId w:val="2"/>
-        </w:numPr>
-        <w:spacing w:after="40" w:line="276"/>
-        <w:jc w:val="both"/>
-      </w:pPr>
-      <w:r>
-        <w:rPr>
-          <w:rFonts w:ascii="Times New Roman" w:cs="Times New Roman" w:eastAsia="Times New Roman" w:hAnsi="Times New Roman"/>
-          <w:sz w:val="24"/>
-          <w:szCs w:val="24"/>
-        </w:rPr>
-        <w:t xml:space="preserve">results.json</w:t>
-      </w:r>
-      <w:r>
-        <w:rPr>
-          <w:rFonts w:ascii="Times New Roman" w:cs="Times New Roman" w:eastAsia="Times New Roman" w:hAnsi="Times New Roman"/>
-          <w:sz w:val="24"/>
-          <w:szCs w:val="24"/>
-        </w:rPr>
-        <w:t xml:space="preserve">: итоговые цифры модели для сборки презентации.</w:t>
-      </w:r>
-    </w:p>
-    <w:p>
-      <w:pPr>
-        <w:pStyle w:val="ListParagraph"/>
-        <w:numPr>
-          <w:ilvl w:val="0"/>
-          <w:numId w:val="2"/>
-        </w:numPr>
-        <w:spacing w:after="40" w:line="276"/>
-        <w:jc w:val="both"/>
-      </w:pPr>
-      <w:r>
-        <w:rPr>
-          <w:rFonts w:ascii="Times New Roman" w:cs="Times New Roman" w:eastAsia="Times New Roman" w:hAnsi="Times New Roman"/>
-          <w:sz w:val="24"/>
-          <w:szCs w:val="24"/>
-        </w:rPr>
         <w:t xml:space="preserve">charts/</w:t>
       </w:r>
       <w:r>
@@ -709,49 +593,7 @@
           <w:sz w:val="24"/>
           <w:szCs w:val="24"/>
         </w:rPr>
-        <w:t xml:space="preserve">«Презентация_ИНГОССЕМЬЯ.pptx»: презентация на 20 слайдов с заметками докладчика.</w:t>
-      </w:r>
-    </w:p>
-    <w:p>
-      <w:pPr>
-        <w:pStyle w:val="ListParagraph"/>
-        <w:numPr>
-          <w:ilvl w:val="0"/>
-          <w:numId w:val="2"/>
-        </w:numPr>
-        <w:spacing w:after="40" w:line="276"/>
-        <w:jc w:val="both"/>
-      </w:pPr>
-      <w:r>
-        <w:rPr>
-          <w:rFonts w:ascii="Times New Roman" w:cs="Times New Roman" w:eastAsia="Times New Roman" w:hAnsi="Times New Roman"/>
-          <w:sz w:val="24"/>
-          <w:szCs w:val="24"/>
-        </w:rPr>
-        <w:t xml:space="preserve">build_source/</w:t>
-      </w:r>
-      <w:r>
-        <w:rPr>
-          <w:rFonts w:ascii="Times New Roman" w:cs="Times New Roman" w:eastAsia="Times New Roman" w:hAnsi="Times New Roman"/>
-          <w:sz w:val="24"/>
-          <w:szCs w:val="24"/>
-        </w:rPr>
-        <w:t xml:space="preserve">: скрипт сборки презентации и «Инструкция_по_сборке_презентации.docx».</w:t>
-      </w:r>
-    </w:p>
-    <w:p>
-      <w:pPr>
-        <w:spacing w:after="80" w:line="276"/>
-        <w:ind w:firstLine="709"/>
-        <w:jc w:val="both"/>
-      </w:pPr>
-      <w:r>
-        <w:rPr>
-          <w:rFonts w:ascii="Times New Roman" w:cs="Times New Roman" w:eastAsia="Times New Roman" w:hAnsi="Times New Roman"/>
-          <w:sz w:val="24"/>
-          <w:szCs w:val="24"/>
-        </w:rPr>
-        <w:t xml:space="preserve">«Отчет_о_проверке_качества_решения.docx»: итоговая вычитка, чек-лист приемки и остаточные риски.</w:t>
+        <w:t xml:space="preserve">«Презентация_ИНГОССЕМЬЯ.pptx»: презентация на 21 слайд.</w:t>
       </w:r>
     </w:p>
     <w:p>
@@ -870,31 +712,31 @@
           <w:sz w:val="24"/>
           <w:szCs w:val="24"/>
         </w:rPr>
-        <w:t xml:space="preserve">2.	</w:t>
-      </w:r>
-      <w:r>
-        <w:rPr>
-          <w:rFonts w:ascii="Times New Roman" w:cs="Times New Roman" w:eastAsia="Times New Roman" w:hAnsi="Times New Roman"/>
-          <w:sz w:val="24"/>
-          <w:szCs w:val="24"/>
-        </w:rPr>
-        <w:t xml:space="preserve">Заполнить раздел 3 пояснительной записки и слайд 5 презентации; при необходимости заменить допущения 60% и 70% в оценке рынка и доли льготных категорий, затем пересчитать модель (</w:t>
-      </w:r>
-      <w:r>
-        <w:rPr>
-          <w:rFonts w:ascii="Times New Roman" w:cs="Times New Roman" w:eastAsia="Times New Roman" w:hAnsi="Times New Roman"/>
-          <w:sz w:val="24"/>
-          <w:szCs w:val="24"/>
-        </w:rPr>
-        <w:t xml:space="preserve">python model.py</w:t>
-      </w:r>
-      <w:r>
-        <w:rPr>
-          <w:rFonts w:ascii="Times New Roman" w:cs="Times New Roman" w:eastAsia="Times New Roman" w:hAnsi="Times New Roman"/>
-          <w:sz w:val="24"/>
-          <w:szCs w:val="24"/>
-        </w:rPr>
-        <w:t xml:space="preserve">).</w:t>
+        <w:t xml:space="preserve">2.	Заполнить раздел 3 пояснительной записки и слайд 4 презентации; при необходимости заменить допущения 60% и 70% в оценке рынка и доли льготных категорий, затем пересчитать финансовую модель.</w:t>
+      </w:r>
+      <w:r>
+        <w:rPr>
+          <w:rFonts w:ascii="Times New Roman" w:cs="Times New Roman" w:eastAsia="Times New Roman" w:hAnsi="Times New Roman"/>
+          <w:sz w:val="24"/>
+          <w:szCs w:val="24"/>
+        </w:rPr>
+        <w:t xml:space="preserve"/>
+      </w:r>
+      <w:r>
+        <w:rPr>
+          <w:rFonts w:ascii="Times New Roman" w:cs="Times New Roman" w:eastAsia="Times New Roman" w:hAnsi="Times New Roman"/>
+          <w:sz w:val="24"/>
+          <w:szCs w:val="24"/>
+        </w:rPr>
+        <w:t xml:space="preserve"/>
+      </w:r>
+      <w:r>
+        <w:rPr>
+          <w:rFonts w:ascii="Times New Roman" w:cs="Times New Roman" w:eastAsia="Times New Roman" w:hAnsi="Times New Roman"/>
+          <w:sz w:val="24"/>
+          <w:szCs w:val="24"/>
+        </w:rPr>
+        <w:t xml:space="preserve"/>
       </w:r>
     </w:p>
     <w:p>
@@ -938,15 +780,15 @@
           <w:sz w:val="24"/>
           <w:szCs w:val="24"/>
         </w:rPr>
-        <w:t xml:space="preserve">4.	</w:t>
-      </w:r>
-      <w:r>
-        <w:rPr>
-          <w:rFonts w:ascii="Times New Roman" w:cs="Times New Roman" w:eastAsia="Times New Roman" w:hAnsi="Times New Roman"/>
-          <w:sz w:val="24"/>
-          <w:szCs w:val="24"/>
-        </w:rPr>
-        <w:t xml:space="preserve">Пересобрать презентацию, повторить проверку на тире и стрелки, загрузить решение до 26.10, 12:00.</w:t>
+        <w:t xml:space="preserve">4.	Обновить презентацию и загрузить решение до 26.10, 12:00.</w:t>
+      </w:r>
+      <w:r>
+        <w:rPr>
+          <w:rFonts w:ascii="Times New Roman" w:cs="Times New Roman" w:eastAsia="Times New Roman" w:hAnsi="Times New Roman"/>
+          <w:sz w:val="24"/>
+          <w:szCs w:val="24"/>
+        </w:rPr>
+        <w:t xml:space="preserve"/>
       </w:r>
     </w:p>
     <w:sectPr>
@@ -961,10 +803,6 @@
     </w:sectPr>
   </w:body>
 </w:document>
-</file>
-
-<file path=word/comments.xml><?xml version="1.0" encoding="utf-8"?>
-<w:comments xmlns:cx="http://schemas.microsoft.com/office/drawing/2014/chartex" xmlns:cx1="http://schemas.microsoft.com/office/drawing/2015/9/8/chartex" xmlns:cx2="http://schemas.microsoft.com/office/drawing/2015/10/21/chartex" xmlns:cx3="http://schemas.microsoft.com/office/drawing/2016/5/9/chartex" xmlns:cx4="http://schemas.microsoft.com/office/drawing/2016/5/10/chartex" xmlns:cx5="http://schemas.microsoft.com/office/drawing/2016/5/11/chartex" xmlns:cx6="http://schemas.microsoft.com/office/drawing/2016/5/12/chartex" xmlns:cx7="http://schemas.microsoft.com/office/drawing/2016/5/13/chartex" xmlns:cx8="http://schemas.microsoft.com/office/drawing/2016/5/14/chartex" xmlns:mc="http://schemas.openxmlformats.org/markup-compatibility/2006" xmlns:aink="http://schemas.microsoft.com/office/drawing/2016/ink" xmlns:am3d="http://schemas.microsoft.com/office/drawing/2017/model3d" xmlns:o="urn:schemas-microsoft-com:office:office" xmlns:r="http://schemas.openxmlformats.org/officeDocument/2006/relationships" xmlns:m="http://schemas.openxmlformats.org/officeDocument/2006/math" xmlns:v="urn:schemas-microsoft-com:vml" xmlns:wp14="http://schemas.microsoft.com/office/word/2010/wordprocessingDrawing" xmlns:wp="http://schemas.openxmlformats.org/drawingml/2006/wordprocessingDrawing" xmlns:w10="urn:schemas-microsoft-com:office:word" xmlns:w="http://schemas.openxmlformats.org/wordprocessingml/2006/main" xmlns:w14="http://schemas.microsoft.com/office/word/2010/wordml" xmlns:w15="http://schemas.microsoft.com/office/word/2012/wordml" xmlns:w16cex="http://schemas.microsoft.com/office/word/2018/wordml/cex" xmlns:w16cid="http://schemas.microsoft.com/office/word/2016/wordml/cid" xmlns:w16="http://schemas.microsoft.com/office/word/2018/wordml" xmlns:w16sdtdh="http://schemas.microsoft.com/office/word/2020/wordml/sdtdatahash" xmlns:w16se="http://schemas.microsoft.com/office/word/2015/wordml/symex" xmlns:wpg="http://schemas.microsoft.com/office/word/2010/wordprocessingGroup" xmlns:wpi="http://schemas.microsoft.com/office/word/2010/wordprocessingInk" xmlns:wne="http://schemas.microsoft.com/office/word/2006/wordml" xmlns:wps="http://schemas.microsoft.com/office/word/2010/wordprocessingShape"/>
 </file>
 
 <file path=word/endnotes.xml><?xml version="1.0" encoding="utf-8"?>
